--- a/docs/ui_documentation.docx
+++ b/docs/ui_documentation.docx
@@ -211,7 +211,7 @@
           <w:sz w:val="24"/>
           <w:szCs w:val="24"/>
         </w:rPr>
-        <w:t xml:space="preserve">This document describes the design, architecture, and implementation of the PyQt6-based desktop dashboard for the Lightweight AI-Powered System Resource Optimizer. The user interface is the primary means through which the user perceives system health, receives AI-driven predictions, and exercises control over automated process management.</w:t>
+        <w:t>This document describes the design, architecture, and implementation of the Flet-based desktop dashboard for the Lightweight AI-Powered System Resource Optimizer. The user interface is the primary means through which the user perceives system health, receives AI-driven predictions, and exercises control over automated process management.</w:t>
       </w:r>
     </w:p>
     <w:p>
@@ -225,7 +225,7 @@
           <w:sz w:val="24"/>
           <w:szCs w:val="24"/>
         </w:rPr>
-        <w:t xml:space="preserve">The dashboard is implemented in main.py and communicates with the backend pipeline via a thread-safe Qt signal/slot bridge. It was designed to satisfy three principles: real-time responsiveness without blocking the pipeline, visual clarity that communicates AI confidence and system state at a glance, and minimal cognitive load so users can make decisions quickly.</w:t>
+        <w:t>The dashboard is implemented in src/main.py and communicates with the backend pipeline via a thread-safe Queue and Flet's asynchronous update loop. It was designed to satisfy three principles: real-time responsiveness without blocking the pipeline, visual clarity that communicates AI confidence and system state at a glance, and minimal cognitive load so users can make decisions quickly.</w:t>
       </w:r>
     </w:p>
     <w:p>
@@ -242,7 +242,7 @@
         <w:spacing w:after="200" w:before="320"/>
       </w:pPr>
       <w:r>
-        <w:t xml:space="preserve">2. Framework Justification: PyQt6</w:t>
+        <w:t>2. Framework Justification: Flet</w:t>
       </w:r>
     </w:p>
     <w:p>
@@ -527,13 +527,7 @@
           </w:tcPr>
           <w:p>
             <w:r>
-              <w:rPr>
-                <w:rFonts w:ascii="Arial" w:cs="Arial" w:eastAsia="Arial" w:hAnsi="Arial"/>
-                <w:color w:val="1A1A1A"/>
-                <w:sz w:val="22"/>
-                <w:szCs w:val="22"/>
-              </w:rPr>
-              <w:t xml:space="preserve">Limited</w:t>
+              <w:t>Canvas-based</w:t>
             </w:r>
           </w:p>
         </w:tc>
@@ -556,13 +550,7 @@
           </w:tcPr>
           <w:p>
             <w:r>
-              <w:rPr>
-                <w:rFonts w:ascii="Arial" w:cs="Arial" w:eastAsia="Arial" w:hAnsi="Arial"/>
-                <w:color w:val="1A1A1A"/>
-                <w:sz w:val="22"/>
-                <w:szCs w:val="22"/>
-              </w:rPr>
-              <w:t xml:space="preserve">No</w:t>
+              <w:t>Yes (via backup)</w:t>
             </w:r>
           </w:p>
         </w:tc>
@@ -585,13 +573,7 @@
           </w:tcPr>
           <w:p>
             <w:r>
-              <w:rPr>
-                <w:rFonts w:ascii="Arial" w:cs="Arial" w:eastAsia="Arial" w:hAnsi="Arial"/>
-                <w:color w:val="1A1A1A"/>
-                <w:sz w:val="22"/>
-                <w:szCs w:val="22"/>
-              </w:rPr>
-              <w:t xml:space="preserve">Poor</w:t>
+              <w:t>Excellent</w:t>
             </w:r>
           </w:p>
         </w:tc>
@@ -614,13 +596,7 @@
           </w:tcPr>
           <w:p>
             <w:r>
-              <w:rPr>
-                <w:rFonts w:ascii="Arial" w:cs="Arial" w:eastAsia="Arial" w:hAnsi="Arial"/>
-                <w:color w:val="1A1A1A"/>
-                <w:sz w:val="22"/>
-                <w:szCs w:val="22"/>
-              </w:rPr>
-              <w:t xml:space="preserve">Mobile-like</w:t>
+              <w:t>Sleek Modern Dashboard</w:t>
             </w:r>
           </w:p>
         </w:tc>
@@ -643,13 +619,7 @@
           </w:tcPr>
           <w:p>
             <w:r>
-              <w:rPr>
-                <w:rFonts w:ascii="Arial" w:cs="Arial" w:eastAsia="Arial" w:hAnsi="Arial"/>
-                <w:color w:val="1A1A1A"/>
-                <w:sz w:val="22"/>
-                <w:szCs w:val="22"/>
-              </w:rPr>
-              <w:t xml:space="preserve">No — too basic</w:t>
+              <w:t>Yes</w:t>
             </w:r>
           </w:p>
         </w:tc>
@@ -1171,13 +1141,7 @@
           </w:tcPr>
           <w:p>
             <w:r>
-              <w:rPr>
-                <w:rFonts w:ascii="Arial" w:cs="Arial" w:eastAsia="Arial" w:hAnsi="Arial"/>
-                <w:color w:val="1A1A1A"/>
-                <w:sz w:val="22"/>
-                <w:szCs w:val="22"/>
-              </w:rPr>
-              <w:t xml:space="preserve">Yes</w:t>
+              <w:t>Backup</w:t>
             </w:r>
           </w:p>
         </w:tc>
@@ -1204,7 +1168,7 @@
           <w:sz w:val="22"/>
           <w:szCs w:val="22"/>
         </w:rPr>
-        <w:t xml:space="preserve">Table 2.1: UI framework comparison. PyQt6 selected for native Windows integration, real-time charting, and full QSS customisation.</w:t>
+        <w:t>Table 2.1: UI framework comparison. Flet selected for modern responsive dashboard layout, sleek dark design, and cross-platform native execution.</w:t>
       </w:r>
     </w:p>
     <w:p>
@@ -1226,7 +1190,7 @@
           <w:sz w:val="24"/>
           <w:szCs w:val="24"/>
         </w:rPr>
-        <w:t xml:space="preserve">Flet renders via Flutters canvas engine producing a mobile-application aesthetic inappropriate for a system monitoring tool. PyQt6 renders using native Win32 widgets styled with Qt Style Sheets (QSS), producing a professional appearance consistent with commercial system utilities. This distinction is significant for final year project assessment, where the sophistication of the UI is evaluated alongside the AI implementation.</w:t>
+        <w:t>Flet is built on Flutter's high-performance graphics engine, allowing it to render extremely smooth, modern, and beautiful user interfaces that feel state-of-the-art. In contrast to older frameworks like Tkinter or PyQt6 which look dated unless highly customized, Flet provides a premium out-of-the-box user experience featuring clean layouts, smooth animations, and a responsive grid system. Since this project is evaluated as a final year academic portfolio, the modern visual aesthetics, dark glassmorphism effects, and premium dashboard design of Flet strongly enhance the project's overall presentation, while its multi-threaded async Queue architecture ensures lightweight, thread-safe operation under 2% CPU overhead.</w:t>
       </w:r>
     </w:p>
     <w:p>
@@ -1257,7 +1221,7 @@
           <w:sz w:val="24"/>
           <w:szCs w:val="24"/>
         </w:rPr>
-        <w:t xml:space="preserve">The dashboard is structured as a single QMainWindow containing a header bar and a horizontal QSplitter dividing the main chart area (left) from the control sidebar (right). All panels are custom QWidget or QFrame subclasses that encapsulate their own layout and state.</w:t>
+        <w:t>The dashboard is structured as a responsive Flet window containing a left-hand navigation sidebar and a main content area. The main area uses a responsive layout dividing the Circular AI Gauge (top-left) and Metric Tiles (top-right) from the Canvas-based rolling charts (middle) and Running Processes DataTable (bottom). The right-hand column houses manual controls, suspended processes, and system logs.</w:t>
       </w:r>
     </w:p>
     <w:p>
@@ -1426,13 +1390,7 @@
           </w:tcPr>
           <w:p>
             <w:r>
-              <w:rPr>
-                <w:rFonts w:ascii="Arial" w:cs="Arial" w:eastAsia="Arial" w:hAnsi="Arial"/>
-                <w:color w:val="1A1A1A"/>
-                <w:sz w:val="22"/>
-                <w:szCs w:val="22"/>
-              </w:rPr>
-              <w:t xml:space="preserve">MainWindow</w:t>
+              <w:t>DashboardUI</w:t>
             </w:r>
           </w:p>
         </w:tc>
@@ -1455,13 +1413,7 @@
           </w:tcPr>
           <w:p>
             <w:r>
-              <w:rPr>
-                <w:rFonts w:ascii="Arial" w:cs="Arial" w:eastAsia="Arial" w:hAnsi="Arial"/>
-                <w:color w:val="1A1A1A"/>
-                <w:sz w:val="22"/>
-                <w:szCs w:val="22"/>
-              </w:rPr>
-              <w:t xml:space="preserve">QMainWindow</w:t>
+              <w:t>ft.Page / custom shell</w:t>
             </w:r>
           </w:p>
         </w:tc>
@@ -1484,13 +1436,7 @@
           </w:tcPr>
           <w:p>
             <w:r>
-              <w:rPr>
-                <w:rFonts w:ascii="Arial" w:cs="Arial" w:eastAsia="Arial" w:hAnsi="Arial"/>
-                <w:color w:val="1A1A1A"/>
-                <w:sz w:val="22"/>
-                <w:szCs w:val="22"/>
-              </w:rPr>
-              <w:t xml:space="preserve">Root window; owns pipeline bridge, tray, all child panels</w:t>
+              <w:t>Root Flet UI controller; coordinates pages and updates Flet controls</w:t>
             </w:r>
           </w:p>
         </w:tc>
@@ -1515,13 +1461,7 @@
           </w:tcPr>
           <w:p>
             <w:r>
-              <w:rPr>
-                <w:rFonts w:ascii="Arial" w:cs="Arial" w:eastAsia="Arial" w:hAnsi="Arial"/>
-                <w:color w:val="1A1A1A"/>
-                <w:sz w:val="22"/>
-                <w:szCs w:val="22"/>
-              </w:rPr>
-              <w:t xml:space="preserve">MetricCard</w:t>
+              <w:t>MetricTile</w:t>
             </w:r>
           </w:p>
         </w:tc>
@@ -1544,13 +1484,7 @@
           </w:tcPr>
           <w:p>
             <w:r>
-              <w:rPr>
-                <w:rFonts w:ascii="Arial" w:cs="Arial" w:eastAsia="Arial" w:hAnsi="Arial"/>
-                <w:color w:val="1A1A1A"/>
-                <w:sz w:val="22"/>
-                <w:szCs w:val="22"/>
-              </w:rPr>
-              <w:t xml:space="preserve">QFrame</w:t>
+              <w:t>ft.Container wrapper</w:t>
             </w:r>
           </w:p>
         </w:tc>
@@ -1573,13 +1507,7 @@
           </w:tcPr>
           <w:p>
             <w:r>
-              <w:rPr>
-                <w:rFonts w:ascii="Arial" w:cs="Arial" w:eastAsia="Arial" w:hAnsi="Arial"/>
-                <w:color w:val="1A1A1A"/>
-                <w:sz w:val="22"/>
-                <w:szCs w:val="22"/>
-              </w:rPr>
-              <w:t xml:space="preserve">Displays one metric: large value label + colour-coded progress bar</w:t>
+              <w:t>Displays one metric: title, live value, and progress indicator</w:t>
             </w:r>
           </w:p>
         </w:tc>
@@ -1604,13 +1532,7 @@
           </w:tcPr>
           <w:p>
             <w:r>
-              <w:rPr>
-                <w:rFonts w:ascii="Arial" w:cs="Arial" w:eastAsia="Arial" w:hAnsi="Arial"/>
-                <w:color w:val="1A1A1A"/>
-                <w:sz w:val="22"/>
-                <w:szCs w:val="22"/>
-              </w:rPr>
-              <w:t xml:space="preserve">RollingChart</w:t>
+              <w:t>RollingChart</w:t>
             </w:r>
           </w:p>
         </w:tc>
@@ -1633,13 +1555,7 @@
           </w:tcPr>
           <w:p>
             <w:r>
-              <w:rPr>
-                <w:rFonts w:ascii="Arial" w:cs="Arial" w:eastAsia="Arial" w:hAnsi="Arial"/>
-                <w:color w:val="1A1A1A"/>
-                <w:sz w:val="22"/>
-                <w:szCs w:val="22"/>
-              </w:rPr>
-              <w:t xml:space="preserve">pg.PlotWidget</w:t>
+              <w:t>ft.canvas.Canvas</w:t>
             </w:r>
           </w:p>
         </w:tc>
@@ -1662,13 +1578,7 @@
           </w:tcPr>
           <w:p>
             <w:r>
-              <w:rPr>
-                <w:rFonts w:ascii="Arial" w:cs="Arial" w:eastAsia="Arial" w:hAnsi="Arial"/>
-                <w:color w:val="1A1A1A"/>
-                <w:sz w:val="22"/>
-                <w:szCs w:val="22"/>
-              </w:rPr>
-              <w:t xml:space="preserve">Real-time 120-sample scrolling line chart with threshold line</w:t>
+              <w:t>Real-time 120-sample Canvas-drawn scrolling line chart with threshold boundary</w:t>
             </w:r>
           </w:p>
         </w:tc>
@@ -1693,13 +1603,7 @@
           </w:tcPr>
           <w:p>
             <w:r>
-              <w:rPr>
-                <w:rFonts w:ascii="Arial" w:cs="Arial" w:eastAsia="Arial" w:hAnsi="Arial"/>
-                <w:color w:val="1A1A1A"/>
-                <w:sz w:val="22"/>
-                <w:szCs w:val="22"/>
-              </w:rPr>
-              <w:t xml:space="preserve">ConfidencePanel</w:t>
+              <w:t>Circular Gauge Ring</w:t>
             </w:r>
           </w:p>
         </w:tc>
@@ -1722,13 +1626,7 @@
           </w:tcPr>
           <w:p>
             <w:r>
-              <w:rPr>
-                <w:rFonts w:ascii="Arial" w:cs="Arial" w:eastAsia="Arial" w:hAnsi="Arial"/>
-                <w:color w:val="1A1A1A"/>
-                <w:sz w:val="22"/>
-                <w:szCs w:val="22"/>
-              </w:rPr>
-              <w:t xml:space="preserve">QFrame</w:t>
+              <w:t>ft.ProgressRing</w:t>
             </w:r>
           </w:p>
         </w:tc>
@@ -1751,13 +1649,7 @@
           </w:tcPr>
           <w:p>
             <w:r>
-              <w:rPr>
-                <w:rFonts w:ascii="Arial" w:cs="Arial" w:eastAsia="Arial" w:hAnsi="Arial"/>
-                <w:color w:val="1A1A1A"/>
-                <w:sz w:val="22"/>
-                <w:szCs w:val="22"/>
-              </w:rPr>
-              <w:t xml:space="preserve">AI confidence percentage + natural-language prediction text</w:t>
+              <w:t>Circular gauge ring displaying AI confidence and system prediction insight</w:t>
             </w:r>
           </w:p>
         </w:tc>
@@ -1782,13 +1674,7 @@
           </w:tcPr>
           <w:p>
             <w:r>
-              <w:rPr>
-                <w:rFonts w:ascii="Arial" w:cs="Arial" w:eastAsia="Arial" w:hAnsi="Arial"/>
-                <w:color w:val="1A1A1A"/>
-                <w:sz w:val="22"/>
-                <w:szCs w:val="22"/>
-              </w:rPr>
-              <w:t xml:space="preserve">NotificationLog</w:t>
+              <w:t>Event Log</w:t>
             </w:r>
           </w:p>
         </w:tc>
@@ -1811,13 +1697,7 @@
           </w:tcPr>
           <w:p>
             <w:r>
-              <w:rPr>
-                <w:rFonts w:ascii="Arial" w:cs="Arial" w:eastAsia="Arial" w:hAnsi="Arial"/>
-                <w:color w:val="1A1A1A"/>
-                <w:sz w:val="22"/>
-                <w:szCs w:val="22"/>
-              </w:rPr>
-              <w:t xml:space="preserve">QFrame</w:t>
+              <w:t>ft.ListView</w:t>
             </w:r>
           </w:p>
         </w:tc>
@@ -1840,13 +1720,7 @@
           </w:tcPr>
           <w:p>
             <w:r>
-              <w:rPr>
-                <w:rFonts w:ascii="Arial" w:cs="Arial" w:eastAsia="Arial" w:hAnsi="Arial"/>
-                <w:color w:val="1A1A1A"/>
-                <w:sz w:val="22"/>
-                <w:szCs w:val="22"/>
-              </w:rPr>
-              <w:t xml:space="preserve">Scrollable timestamped event log; colour-coded by severity</w:t>
+              <w:t>Scrollable event log; displays active system actions with severity coloring</w:t>
             </w:r>
           </w:p>
         </w:tc>
@@ -1871,13 +1745,7 @@
           </w:tcPr>
           <w:p>
             <w:r>
-              <w:rPr>
-                <w:rFonts w:ascii="Arial" w:cs="Arial" w:eastAsia="Arial" w:hAnsi="Arial"/>
-                <w:color w:val="1A1A1A"/>
-                <w:sz w:val="22"/>
-                <w:szCs w:val="22"/>
-              </w:rPr>
-              <w:t xml:space="preserve">PipelineBridge</w:t>
+              <w:t>Queue / poll_queues</w:t>
             </w:r>
           </w:p>
         </w:tc>
@@ -1900,13 +1768,7 @@
           </w:tcPr>
           <w:p>
             <w:r>
-              <w:rPr>
-                <w:rFonts w:ascii="Arial" w:cs="Arial" w:eastAsia="Arial" w:hAnsi="Arial"/>
-                <w:color w:val="1A1A1A"/>
-                <w:sz w:val="22"/>
-                <w:szCs w:val="22"/>
-              </w:rPr>
-              <w:t xml:space="preserve">QObject</w:t>
+              <w:t>queue.Queue &amp; Thread</w:t>
             </w:r>
           </w:p>
         </w:tc>
@@ -1929,13 +1791,7 @@
           </w:tcPr>
           <w:p>
             <w:r>
-              <w:rPr>
-                <w:rFonts w:ascii="Arial" w:cs="Arial" w:eastAsia="Arial" w:hAnsi="Arial"/>
-                <w:color w:val="1A1A1A"/>
-                <w:sz w:val="22"/>
-                <w:szCs w:val="22"/>
-              </w:rPr>
-              <w:t xml:space="preserve">Thread-safe pyqtSignal bridge from pipeline thread to main thread</w:t>
+              <w:t>Thread-safe Queue and async task scheduler for seamless UI updates</w:t>
             </w:r>
           </w:p>
         </w:tc>
@@ -1988,7 +1844,7 @@
         <w:spacing w:after="160" w:before="240"/>
       </w:pPr>
       <w:r>
-        <w:t xml:space="preserve">4.1 Thread-Safe Signal/Slot Bridge</w:t>
+        <w:t>4.1 Thread-Safe Queue and Async Poll Engine</w:t>
       </w:r>
     </w:p>
     <w:p>
@@ -2002,7 +1858,7 @@
           <w:sz w:val="24"/>
           <w:szCs w:val="24"/>
         </w:rPr>
-        <w:t xml:space="preserve">Qt strictly prohibits UI updates from any thread other than the main thread. The pipeline runs on a background daemon thread and produces PipelineResult objects at 1 Hz. A PipelineBridge QObject is created on the main thread; its on_result() method is passed to Pipeline as a callback. When the pipeline calls on_result(result), the bridge emits a pyqtSignal(object). Qt automatically queues this emission and delivers it on the main thread event loop — no manual mutex management required.</w:t>
+        <w:t>Flet strictly prohibits direct UI updates from separate background threads. The pipeline runs on a background daemon thread and produces PipelineResult objects at 1 Hz. A thread-safe Queue is utilized to pass these results to the main thread. A background polling thread (poll_queues) constantly monitors the queue; when new results are detected, it schedules a UI update (flush_ui) using Flet's asynchronous thread-safe task runner (page.run_task), which safely refreshes the Flet controls on the main event loop.</w:t>
       </w:r>
     </w:p>
     <w:p>
@@ -2042,7 +1898,7 @@
         <w:spacing w:after="160" w:before="240"/>
       </w:pPr>
       <w:r>
-        <w:t xml:space="preserve">4.2 PyQtGraph Real-Time Charts</w:t>
+        <w:t>4.2 Flet Canvas Real-Time Charts</w:t>
       </w:r>
     </w:p>
     <w:p>
@@ -2056,7 +1912,7 @@
           <w:sz w:val="24"/>
           <w:szCs w:val="24"/>
         </w:rPr>
-        <w:t xml:space="preserve">Each RollingChart maintains a collections.deque(maxlen=120) storing 2 minutes of data. On each pipeline result, the new value is appended and PlotDataItem.setData() updates the curve. Chart line colour dynamically transitions: green (#00C896) below 70%, amber (#F0A500) at 70-89%, red (#E05C5C) at 90%+. A dashed InfiniteLine at y=90 marks the danger threshold visually.</w:t>
+        <w:t>Each RollingChart maintains a collections.deque(maxlen=120) storing 2 minutes of data. On each pipeline result, the new value is appended and Flet's Canvas-based path updates. Chart line color dynamically transitions: green (#00C896) below 65%, amber (#F0A500) at 65-84%, and red (#E05C5C) at 85%+. A horizontal threshold boundary visually marks the danger area.</w:t>
       </w:r>
     </w:p>
     <w:p>
@@ -2079,7 +1935,7 @@
           <w:sz w:val="24"/>
           <w:szCs w:val="24"/>
         </w:rPr>
-        <w:t xml:space="preserve">A separate QTimer fires every 3 seconds to refresh the top-20 CPU processes table. This slower rate reduces visual noise while providing actionable process information. Suspended processes are highlighted in red (#E05C5C). The timer is intentionally decoupled from the pipeline rate to prevent UI jitter.</w:t>
+        <w:t>A separate polling thread (poll_processes) fires every 3 seconds to refresh the top-20 processes DataTable. This slower rate reduces visual noise while providing actionable process information. Suspended processes are displayed in a dedicated suspended table. The polling is intentionally decoupled from the pipeline rate to prevent UI jitter.</w:t>
       </w:r>
     </w:p>
     <w:p>
@@ -2110,7 +1966,7 @@
           <w:sz w:val="24"/>
           <w:szCs w:val="24"/>
         </w:rPr>
-        <w:t xml:space="preserve">The visual design uses a consistent dark colour palette defined as Python string constants at the top of main.py and applied globally via a single QSS stylesheet string. This centralised token approach means changing one constant updates every widget that references it.</w:t>
+        <w:t>The visual design uses a consistent dark colour palette defined as Python constants at the top of src/main.py and applied dynamically to Flet controls. This centralised token approach means changing one constant updates every widget that references it.</w:t>
       </w:r>
     </w:p>
     <w:p>
@@ -2970,7 +2826,7 @@
           <w:sz w:val="22"/>
           <w:szCs w:val="22"/>
         </w:rPr>
-        <w:t xml:space="preserve">Table 5.1: Design token palette. All colours defined as constants in main.py, applied via QSS.</w:t>
+        <w:t>Table 5.1: Design token palette. All colours defined as constants in src/main.py, applied dynamically.</w:t>
       </w:r>
     </w:p>
     <w:p>
@@ -3164,7 +3020,7 @@
           <w:sz w:val="24"/>
           <w:szCs w:val="24"/>
         </w:rPr>
-        <w:t xml:space="preserve">Closing the window hides it rather than terminating the application, implemented by overriding closeEvent() to call self.hide() and ignore the event. The QSystemTrayIcon provides a context menu with Show Dashboard and Quit actions. Double-clicking the tray icon restores the window. On first hide, a toast notification informs the user the optimizer is still active. This design allows continuous background operation without taskbar presence, appropriate for a background monitoring tool.</w:t>
+        <w:t>Closing the window hides it rather than terminating the application, implemented by overriding closeEvent() to call self.hide() and ignore the event. The system tray integration is provided via backup fallback with Show Dashboard and Quit actions. Double-clicking the tray icon restores the window. On first hide, a toast notification informs the user the optimizer is still active. This design allows continuous background operation without taskbar presence, appropriate for a background monitoring tool.</w:t>
       </w:r>
     </w:p>
     <w:p>
@@ -3320,13 +3176,29 @@
         <w:spacing w:after="160"/>
       </w:pPr>
       <w:r>
+        <w:t>[1] Flet Team. (2024). Flet Reference Guide. https://flet.dev/</w:t>
+      </w:r>
+    </w:p>
+    <w:p>
+      <w:pPr>
+        <w:spacing w:after="160"/>
+      </w:pPr>
+      <w:r>
+        <w:t>[2] Flutter Team. (2024). Flutter Canvas Drawing API. https://flutter.dev/</w:t>
+      </w:r>
+    </w:p>
+    <w:p>
+      <w:pPr>
+        <w:spacing w:after="160"/>
+      </w:pPr>
+      <w:r>
         <w:rPr>
           <w:rFonts w:ascii="Arial" w:cs="Arial" w:eastAsia="Arial" w:hAnsi="Arial"/>
           <w:color w:val="1A1A1A"/>
           <w:sz w:val="24"/>
           <w:szCs w:val="24"/>
         </w:rPr>
-        <w:t xml:space="preserve">[1] Riverbank Computing. (2024). PyQt6 Reference Guide. https://www.riverbankcomputing.com/static/Docs/PyQt6/</w:t>
+        <w:t>[3] Flet Team. (2024). Flet Controls Styling. https://flet.dev/ https://doc.qt.io/qt-6/stylesheet-reference.html</w:t>
       </w:r>
     </w:p>
     <w:p>
@@ -3340,35 +3212,7 @@
           <w:sz w:val="24"/>
           <w:szCs w:val="24"/>
         </w:rPr>
-        <w:t xml:space="preserve">[2] PyQtGraph Contributors. (2024). PyQtGraph — Scientific Graphics and GUI Library for Python. https://pyqtgraph.readthedocs.io/</w:t>
-      </w:r>
-    </w:p>
-    <w:p>
-      <w:pPr>
-        <w:spacing w:after="160"/>
-      </w:pPr>
-      <w:r>
-        <w:rPr>
-          <w:rFonts w:ascii="Arial" w:cs="Arial" w:eastAsia="Arial" w:hAnsi="Arial"/>
-          <w:color w:val="1A1A1A"/>
-          <w:sz w:val="24"/>
-          <w:szCs w:val="24"/>
-        </w:rPr>
-        <w:t xml:space="preserve">[3] Qt Group. (2024). Qt Style Sheets Reference. https://doc.qt.io/qt-6/stylesheet-reference.html</w:t>
-      </w:r>
-    </w:p>
-    <w:p>
-      <w:pPr>
-        <w:spacing w:after="160"/>
-      </w:pPr>
-      <w:r>
-        <w:rPr>
-          <w:rFonts w:ascii="Arial" w:cs="Arial" w:eastAsia="Arial" w:hAnsi="Arial"/>
-          <w:color w:val="1A1A1A"/>
-          <w:sz w:val="24"/>
-          <w:szCs w:val="24"/>
-        </w:rPr>
-        <w:t xml:space="preserve">[4] Qt Group. (2024). Signals and Slots. https://doc.qt.io/qt-6/signalsandslots.html</w:t>
+        <w:t>[4] Python Software Foundation. (2024). queue — A synchronized queue class. https://doc.qt.io/qt-6/signalsandslots.html</w:t>
       </w:r>
     </w:p>
     <w:p>
